--- a/templates/word/Progress_Update_Email_TEMPLATE.docx
+++ b/templates/word/Progress_Update_Email_TEMPLATE.docx
@@ -1241,22 +1241,6 @@
           <w:szCs w:val="20"/>
         </w:rPr>
         <w:t xml:space="preserve">[PHONE] | [EMAIL]</w:t>
-      </w:r>
-    </w:p>
-    <w:p>
-      <w:pPr>
-        <w:spacing w:before="200"/>
-      </w:pPr>
-      <w:r>
-        <w:rPr>
-          <w:rFonts w:ascii="Calibri" w:cs="Calibri" w:eastAsia="Calibri" w:hAnsi="Calibri"/>
-          <w:i/>
-          <w:iCs/>
-          <w:color w:val="888888"/>
-          <w:sz w:val="16"/>
-          <w:szCs w:val="16"/>
-        </w:rPr>
-        <w:t xml:space="preserve">This template is part of the BEAM Builder Template Pack. beam-it.com.au</w:t>
       </w:r>
     </w:p>
     <w:sectPr>
